--- a/docs/Lessons/Lesson 12 - Hearing It Happen/Handouts/Lesson_12_Handout_TIC-80.docx
+++ b/docs/Lessons/Lesson 12 - Hearing It Happen/Handouts/Lesson_12_Handout_TIC-80.docx
@@ -163,7 +163,7 @@
         <w:spacing w:after="60"/>
       </w:pPr>
       <w:r>
-        <w:t xml:space="preserve">Design two new short SFX in the SFX Editor (F4): slot 4 (wave clear) and slot 5 (game over) - distinct from your existing slot 1 (shoot), slot 2 (hit), and slot 3 (win, if built).</w:t>
+        <w:t xml:space="preserve">Design one new short SFX in the SFX Editor (F4): slot 6 (wave clear) - distinct from your existing slot 1 (shoot), slot 2 (hit), slot 3 (win, if built), slot 4 (life lost), and slot 5 (game over).</w:t>
       </w:r>
     </w:p>
     <w:p>
@@ -222,7 +222,7 @@
         <w:spacing w:after="60"/>
       </w:pPr>
       <w:r>
-        <w:t xml:space="preserve">In that same branch's nested if (from Lesson 11), add sfx(3) in the true-win case (only if you built it) and sfx(4) in the else (wave-advance) case.</w:t>
+        <w:t xml:space="preserve">In that same branch's nested if (from Lesson 11), add sfx(3) in the true-win case (only if you built it) and sfx(6) in the else (wave-advance) case.</w:t>
       </w:r>
     </w:p>
     <w:p>
@@ -235,7 +235,7 @@
         <w:spacing w:after="60"/>
       </w:pPr>
       <w:r>
-        <w:t xml:space="preserve">In the enemy escape-cleanup code where lives decrements, add sfx(5) inside the lives&lt;=0 check.</w:t>
+        <w:t xml:space="preserve">In the enemy movement loop's escape branch, confirm sfx(5) already fires inside the lives&lt;=0 check (from Lesson 8) - add it now if it's missing. This sound is mandatory starting today even if you skipped it before.</w:t>
       </w:r>
     </w:p>
     <w:p>
@@ -359,7 +359,7 @@
           <w:sz w:val="20"/>
           <w:szCs w:val="20"/>
         </w:rPr>
-        <w:t xml:space="preserve">  sfx(3)</w:t>
+        <w:t xml:space="preserve">  sfx(3) -- your Lesson 6 Level 3 sound</w:t>
       </w:r>
       <w:r>
         <w:br/>
@@ -407,7 +407,7 @@
           <w:sz w:val="20"/>
           <w:szCs w:val="20"/>
         </w:rPr>
-        <w:t xml:space="preserve">  sfx(4)</w:t>
+        <w:t xml:space="preserve">  sfx(6)</w:t>
       </w:r>
       <w:r>
         <w:br/>
@@ -467,67 +467,223 @@
           <w:sz w:val="20"/>
           <w:szCs w:val="20"/>
         </w:rPr>
-        <w:t xml:space="preserve">-- enemy escape check (revised):</w:t>
-      </w:r>
-      <w:r>
-        <w:br/>
-        <w:t xml:space="preserve"/>
-      </w:r>
-      <w:r>
-        <w:rPr>
-          <w:rFonts w:ascii="Consolas" w:cs="Consolas" w:eastAsia="Consolas" w:hAnsi="Consolas"/>
-          <w:sz w:val="20"/>
-          <w:szCs w:val="20"/>
-        </w:rPr>
-        <w:t xml:space="preserve">lives = lives - 1</w:t>
-      </w:r>
-      <w:r>
-        <w:br/>
-        <w:t xml:space="preserve"/>
-      </w:r>
-      <w:r>
-        <w:rPr>
-          <w:rFonts w:ascii="Consolas" w:cs="Consolas" w:eastAsia="Consolas" w:hAnsi="Consolas"/>
-          <w:sz w:val="20"/>
-          <w:szCs w:val="20"/>
-        </w:rPr>
-        <w:t xml:space="preserve">if lives &lt;= 0 then</w:t>
-      </w:r>
-      <w:r>
-        <w:br/>
-        <w:t xml:space="preserve"/>
-      </w:r>
-      <w:r>
-        <w:rPr>
-          <w:rFonts w:ascii="Consolas" w:cs="Consolas" w:eastAsia="Consolas" w:hAnsi="Consolas"/>
-          <w:sz w:val="20"/>
-          <w:szCs w:val="20"/>
-        </w:rPr>
-        <w:t xml:space="preserve"> game_active = false</w:t>
-      </w:r>
-      <w:r>
-        <w:br/>
-        <w:t xml:space="preserve"/>
-      </w:r>
-      <w:r>
-        <w:rPr>
-          <w:rFonts w:ascii="Consolas" w:cs="Consolas" w:eastAsia="Consolas" w:hAnsi="Consolas"/>
-          <w:sz w:val="20"/>
-          <w:szCs w:val="20"/>
-        </w:rPr>
-        <w:t xml:space="preserve"> has_lost = true</w:t>
-      </w:r>
-      <w:r>
-        <w:br/>
-        <w:t xml:space="preserve"/>
-      </w:r>
-      <w:r>
-        <w:rPr>
-          <w:rFonts w:ascii="Consolas" w:cs="Consolas" w:eastAsia="Consolas" w:hAnsi="Consolas"/>
-          <w:sz w:val="20"/>
-          <w:szCs w:val="20"/>
-        </w:rPr>
-        <w:t xml:space="preserve"> sfx(5)</w:t>
+        <w:t xml:space="preserve">-- enemy movement/escape loop (revised):</w:t>
+      </w:r>
+      <w:r>
+        <w:br/>
+        <w:t xml:space="preserve"/>
+      </w:r>
+      <w:r>
+        <w:rPr>
+          <w:rFonts w:ascii="Consolas" w:cs="Consolas" w:eastAsia="Consolas" w:hAnsi="Consolas"/>
+          <w:sz w:val="20"/>
+          <w:szCs w:val="20"/>
+        </w:rPr>
+        <w:t xml:space="preserve">for enemy_index=1,#enemies do</w:t>
+      </w:r>
+      <w:r>
+        <w:br/>
+        <w:t xml:space="preserve"/>
+      </w:r>
+      <w:r>
+        <w:rPr>
+          <w:rFonts w:ascii="Consolas" w:cs="Consolas" w:eastAsia="Consolas" w:hAnsi="Consolas"/>
+          <w:sz w:val="20"/>
+          <w:szCs w:val="20"/>
+        </w:rPr>
+        <w:t xml:space="preserve"> local enemy=enemies[enemy_index]</w:t>
+      </w:r>
+      <w:r>
+        <w:br/>
+        <w:t xml:space="preserve"/>
+      </w:r>
+      <w:r>
+        <w:rPr>
+          <w:rFonts w:ascii="Consolas" w:cs="Consolas" w:eastAsia="Consolas" w:hAnsi="Consolas"/>
+          <w:sz w:val="20"/>
+          <w:szCs w:val="20"/>
+        </w:rPr>
+        <w:t xml:space="preserve"> if enemy.alive then</w:t>
+      </w:r>
+      <w:r>
+        <w:br/>
+        <w:t xml:space="preserve"/>
+      </w:r>
+      <w:r>
+        <w:rPr>
+          <w:rFonts w:ascii="Consolas" w:cs="Consolas" w:eastAsia="Consolas" w:hAnsi="Consolas"/>
+          <w:sz w:val="20"/>
+          <w:szCs w:val="20"/>
+        </w:rPr>
+        <w:t xml:space="preserve">  enemy.ey=enemy.ey+0.3</w:t>
+      </w:r>
+      <w:r>
+        <w:br/>
+        <w:t xml:space="preserve"/>
+      </w:r>
+      <w:r>
+        <w:rPr>
+          <w:rFonts w:ascii="Consolas" w:cs="Consolas" w:eastAsia="Consolas" w:hAnsi="Consolas"/>
+          <w:sz w:val="20"/>
+          <w:szCs w:val="20"/>
+        </w:rPr>
+        <w:t xml:space="preserve">  if enemy.ey&gt;136 then</w:t>
+      </w:r>
+      <w:r>
+        <w:br/>
+        <w:t xml:space="preserve"/>
+      </w:r>
+      <w:r>
+        <w:rPr>
+          <w:rFonts w:ascii="Consolas" w:cs="Consolas" w:eastAsia="Consolas" w:hAnsi="Consolas"/>
+          <w:sz w:val="20"/>
+          <w:szCs w:val="20"/>
+        </w:rPr>
+        <w:t xml:space="preserve">    enemy.alive=false</w:t>
+      </w:r>
+      <w:r>
+        <w:br/>
+        <w:t xml:space="preserve"/>
+      </w:r>
+      <w:r>
+        <w:rPr>
+          <w:rFonts w:ascii="Consolas" w:cs="Consolas" w:eastAsia="Consolas" w:hAnsi="Consolas"/>
+          <w:sz w:val="20"/>
+          <w:szCs w:val="20"/>
+        </w:rPr>
+        <w:t xml:space="preserve">    lives=lives-1</w:t>
+      </w:r>
+      <w:r>
+        <w:br/>
+        <w:t xml:space="preserve"/>
+      </w:r>
+      <w:r>
+        <w:rPr>
+          <w:rFonts w:ascii="Consolas" w:cs="Consolas" w:eastAsia="Consolas" w:hAnsi="Consolas"/>
+          <w:sz w:val="20"/>
+          <w:szCs w:val="20"/>
+        </w:rPr>
+        <w:t xml:space="preserve">    if lives&lt;=0 then</w:t>
+      </w:r>
+      <w:r>
+        <w:br/>
+        <w:t xml:space="preserve"/>
+      </w:r>
+      <w:r>
+        <w:rPr>
+          <w:rFonts w:ascii="Consolas" w:cs="Consolas" w:eastAsia="Consolas" w:hAnsi="Consolas"/>
+          <w:sz w:val="20"/>
+          <w:szCs w:val="20"/>
+        </w:rPr>
+        <w:t xml:space="preserve">      game_active=false</w:t>
+      </w:r>
+      <w:r>
+        <w:br/>
+        <w:t xml:space="preserve"/>
+      </w:r>
+      <w:r>
+        <w:rPr>
+          <w:rFonts w:ascii="Consolas" w:cs="Consolas" w:eastAsia="Consolas" w:hAnsi="Consolas"/>
+          <w:sz w:val="20"/>
+          <w:szCs w:val="20"/>
+        </w:rPr>
+        <w:t xml:space="preserve">      has_lost=true</w:t>
+      </w:r>
+      <w:r>
+        <w:br/>
+        <w:t xml:space="preserve"/>
+      </w:r>
+      <w:r>
+        <w:rPr>
+          <w:rFonts w:ascii="Consolas" w:cs="Consolas" w:eastAsia="Consolas" w:hAnsi="Consolas"/>
+          <w:sz w:val="20"/>
+          <w:szCs w:val="20"/>
+        </w:rPr>
+        <w:t xml:space="preserve">      sfx(5) -- your Lesson 8 Level 3 sound, mandatory as of today</w:t>
+      </w:r>
+      <w:r>
+        <w:br/>
+        <w:t xml:space="preserve"/>
+      </w:r>
+      <w:r>
+        <w:rPr>
+          <w:rFonts w:ascii="Consolas" w:cs="Consolas" w:eastAsia="Consolas" w:hAnsi="Consolas"/>
+          <w:sz w:val="20"/>
+          <w:szCs w:val="20"/>
+        </w:rPr>
+        <w:t xml:space="preserve">    else</w:t>
+      </w:r>
+      <w:r>
+        <w:br/>
+        <w:t xml:space="preserve"/>
+      </w:r>
+      <w:r>
+        <w:rPr>
+          <w:rFonts w:ascii="Consolas" w:cs="Consolas" w:eastAsia="Consolas" w:hAnsi="Consolas"/>
+          <w:sz w:val="20"/>
+          <w:szCs w:val="20"/>
+        </w:rPr>
+        <w:t xml:space="preserve">      sfx(4) -- your Lesson 8 Level 3 sound</w:t>
+      </w:r>
+      <w:r>
+        <w:br/>
+        <w:t xml:space="preserve"/>
+      </w:r>
+      <w:r>
+        <w:rPr>
+          <w:rFonts w:ascii="Consolas" w:cs="Consolas" w:eastAsia="Consolas" w:hAnsi="Consolas"/>
+          <w:sz w:val="20"/>
+          <w:szCs w:val="20"/>
+        </w:rPr>
+        <w:t xml:space="preserve">    end</w:t>
+      </w:r>
+      <w:r>
+        <w:br/>
+        <w:t xml:space="preserve"/>
+      </w:r>
+      <w:r>
+        <w:rPr>
+          <w:rFonts w:ascii="Consolas" w:cs="Consolas" w:eastAsia="Consolas" w:hAnsi="Consolas"/>
+          <w:sz w:val="20"/>
+          <w:szCs w:val="20"/>
+        </w:rPr>
+        <w:t xml:space="preserve">  else</w:t>
+      </w:r>
+      <w:r>
+        <w:br/>
+        <w:t xml:space="preserve"/>
+      </w:r>
+      <w:r>
+        <w:rPr>
+          <w:rFonts w:ascii="Consolas" w:cs="Consolas" w:eastAsia="Consolas" w:hAnsi="Consolas"/>
+          <w:sz w:val="20"/>
+          <w:szCs w:val="20"/>
+        </w:rPr>
+        <w:t xml:space="preserve">    spr(3,enemy.ex,enemy.ey,0)</w:t>
+      </w:r>
+      <w:r>
+        <w:br/>
+        <w:t xml:space="preserve"/>
+      </w:r>
+      <w:r>
+        <w:rPr>
+          <w:rFonts w:ascii="Consolas" w:cs="Consolas" w:eastAsia="Consolas" w:hAnsi="Consolas"/>
+          <w:sz w:val="20"/>
+          <w:szCs w:val="20"/>
+        </w:rPr>
+        <w:t xml:space="preserve">  end</w:t>
+      </w:r>
+      <w:r>
+        <w:br/>
+        <w:t xml:space="preserve"/>
+      </w:r>
+      <w:r>
+        <w:rPr>
+          <w:rFonts w:ascii="Consolas" w:cs="Consolas" w:eastAsia="Consolas" w:hAnsi="Consolas"/>
+          <w:sz w:val="20"/>
+          <w:szCs w:val="20"/>
+        </w:rPr>
+        <w:t xml:space="preserve"> end</w:t>
       </w:r>
       <w:r>
         <w:br/>
@@ -585,7 +741,7 @@
         <w:spacing w:after="60"/>
       </w:pPr>
       <w:r>
-        <w:t xml:space="preserve">If you built the optional win sound, confirm it still plays on the true win, and sfx(4) doesn't also fire on that same frame.</w:t>
+        <w:t xml:space="preserve">If you built the optional win sound, confirm it still plays on the true win, and sfx(6) doesn't also fire on that same frame.</w:t>
       </w:r>
     </w:p>
     <w:p>
@@ -598,7 +754,7 @@
         <w:spacing w:after="60"/>
       </w:pPr>
       <w:r>
-        <w:t xml:space="preserve">None of today's five sfx() calls need an sfx(-1) stop call or a replay-guard flag - each lives inside a branch that only executes once per actual hit or escape event, not a per-frame poll.</w:t>
+        <w:t xml:space="preserve">None of today's sfx() calls need an sfx(-1) stop call or a replay-guard flag - each lives inside a branch that only executes once per actual hit or escape event, not a per-frame poll.</w:t>
       </w:r>
     </w:p>
     <w:p>
@@ -645,7 +801,7 @@
         <w:spacing w:after="60"/>
       </w:pPr>
       <w:r>
-        <w:t xml:space="preserve">Structure: label your five SFX Editor slots with a comment at the top of your code (e.g. -- slots: 1=shoot 2=hit 3=win 4=wave 5=lose) so the mapping stays clear as the project grows.</w:t>
+        <w:t xml:space="preserve">Structure: label your six SFX Editor slots with a comment at the top of your code (e.g. -- slots: 1=shoot 2=hit 3=win 4=lifelost 5=gameover 6=wave) so the mapping stays clear as the project grows.</w:t>
       </w:r>
     </w:p>
     <w:p>
@@ -666,7 +822,7 @@
         <w:spacing w:after="60"/>
       </w:pPr>
       <w:r>
-        <w:t xml:space="preserve">Wrong sound plays: confirm each sfx() call uses the slot number matching what you designed in the SFX Editor - it's easy to mix up 3, 4, and 5.</w:t>
+        <w:t xml:space="preserve">Wrong sound plays: confirm each sfx() call uses the slot number matching what you designed in the SFX Editor - it's easy to mix up adjacent slots.</w:t>
       </w:r>
     </w:p>
     <w:p>
@@ -679,7 +835,7 @@
         <w:spacing w:after="60"/>
       </w:pPr>
       <w:r>
-        <w:t xml:space="preserve">No sound on wave-clear: confirm sfx(4) is actually inside the else branch, not after the if/else.</w:t>
+        <w:t xml:space="preserve">No sound on wave-clear: confirm sfx(6) is actually inside the else branch, not after the if/else.</w:t>
       </w:r>
     </w:p>
     <w:p>
@@ -692,7 +848,7 @@
         <w:spacing w:after="60"/>
       </w:pPr>
       <w:r>
-        <w:t xml:space="preserve">Lose sound plays repeatedly: confirm the escape check still fires from inside the collision/escape-detection code (once per actual escape), not a per-frame check in TIC() itself.</w:t>
+        <w:t xml:space="preserve">Game-over sound plays repeatedly: confirm the escape branch's lives&lt;=0 check is still a one-time check (from Lesson 8), not re-triggering every frame.</w:t>
       </w:r>
     </w:p>
     <w:p>

--- a/docs/Lessons/Lesson 12 - Hearing It Happen/Handouts/Lesson_12_Handout_TIC-80.docx
+++ b/docs/Lessons/Lesson 12 - Hearing It Happen/Handouts/Lesson_12_Handout_TIC-80.docx
@@ -259,6 +259,20 @@
       </w:pPr>
       <w:r>
         <w:rPr>
+          <w:i/>
+          <w:iCs/>
+          <w:color w:val="555555"/>
+          <w:sz w:val="18"/>
+          <w:szCs w:val="18"/>
+        </w:rPr>
+        <w:t xml:space="preserve">Highlighted lines are new this week; everything else is code you already have.</w:t>
+      </w:r>
+      <w:r>
+        <w:br/>
+        <w:t xml:space="preserve"/>
+      </w:r>
+      <w:r>
+        <w:rPr>
           <w:rFonts w:ascii="Consolas" w:cs="Consolas" w:eastAsia="Consolas" w:hAnsi="Consolas"/>
           <w:sz w:val="20"/>
           <w:szCs w:val="20"/>
@@ -406,6 +420,7 @@
           <w:rFonts w:ascii="Consolas" w:cs="Consolas" w:eastAsia="Consolas" w:hAnsi="Consolas"/>
           <w:sz w:val="20"/>
           <w:szCs w:val="20"/>
+          <w:shd w:fill="FFE98A" w:val="clear"/>
         </w:rPr>
         <w:t xml:space="preserve">  sfx(6)</w:t>
       </w:r>
